--- a/dsa csae study3.docx
+++ b/dsa csae study3.docx
@@ -796,6 +796,7 @@
       <w:r>
         <w:rPr>
           <w:rFonts w:ascii="Times New Roman"/>
+          <w:noProof/>
         </w:rPr>
         <w:drawing>
           <wp:inline distT="0" distB="0" distL="0" distR="0" wp14:anchorId="6494E79E" wp14:editId="5347DA2D">
@@ -964,23 +965,30 @@
           <w:color w:val="000000" w:themeColor="text1"/>
         </w:rPr>
         <w:lastRenderedPageBreak/>
+        <w:t xml:space="preserve"> Edge Sorting (Kruskal's Algorithm):</w:t>
+      </w:r>
+      <w:r>
+        <w:rPr>
+          <w:rFonts w:ascii="Times New Roman"/>
+          <w:color w:val="000000" w:themeColor="text1"/>
+        </w:rPr>
         <w:t xml:space="preserve"> </w:t>
       </w:r>
-      <w:r>
-        <w:rPr>
-          <w:rFonts w:ascii="Times New Roman"/>
-          <w:b/>
-          <w:bCs/>
-          <w:color w:val="000000" w:themeColor="text1"/>
-        </w:rPr>
-        <w:t>Edge Sorting (Kruskal's Algorithm):</w:t>
-      </w:r>
-      <w:r>
-        <w:rPr>
-          <w:rFonts w:ascii="Times New Roman"/>
-          <w:color w:val="000000" w:themeColor="text1"/>
-        </w:rPr>
-        <w:t xml:space="preserve"> O(E log E) </w:t>
+      <w:proofErr w:type="gramStart"/>
+      <w:r>
+        <w:rPr>
+          <w:rFonts w:ascii="Times New Roman"/>
+          <w:color w:val="000000" w:themeColor="text1"/>
+        </w:rPr>
+        <w:t>O(</w:t>
+      </w:r>
+      <w:proofErr w:type="gramEnd"/>
+      <w:r>
+        <w:rPr>
+          <w:rFonts w:ascii="Times New Roman"/>
+          <w:color w:val="000000" w:themeColor="text1"/>
+        </w:rPr>
+        <w:t xml:space="preserve">E log E) </w:t>
       </w:r>
     </w:p>
     <w:p>
@@ -1130,7 +1138,23 @@
           <w:rFonts w:ascii="Times New Roman"/>
           <w:color w:val="000000" w:themeColor="text1"/>
         </w:rPr>
-        <w:t xml:space="preserve"> O(E log E) </w:t>
+        <w:t xml:space="preserve"> </w:t>
+      </w:r>
+      <w:proofErr w:type="gramStart"/>
+      <w:r>
+        <w:rPr>
+          <w:rFonts w:ascii="Times New Roman"/>
+          <w:color w:val="000000" w:themeColor="text1"/>
+        </w:rPr>
+        <w:t>O(</w:t>
+      </w:r>
+      <w:proofErr w:type="gramEnd"/>
+      <w:r>
+        <w:rPr>
+          <w:rFonts w:ascii="Times New Roman"/>
+          <w:color w:val="000000" w:themeColor="text1"/>
+        </w:rPr>
+        <w:t xml:space="preserve">E log E) </w:t>
       </w:r>
     </w:p>
     <w:p>
@@ -1180,7 +1204,23 @@
           <w:rFonts w:ascii="Times New Roman"/>
           <w:color w:val="000000" w:themeColor="text1"/>
         </w:rPr>
-        <w:t xml:space="preserve"> O(V + E) </w:t>
+        <w:t xml:space="preserve"> </w:t>
+      </w:r>
+      <w:proofErr w:type="gramStart"/>
+      <w:r>
+        <w:rPr>
+          <w:rFonts w:ascii="Times New Roman"/>
+          <w:color w:val="000000" w:themeColor="text1"/>
+        </w:rPr>
+        <w:t>O(</w:t>
+      </w:r>
+      <w:proofErr w:type="gramEnd"/>
+      <w:r>
+        <w:rPr>
+          <w:rFonts w:ascii="Times New Roman"/>
+          <w:color w:val="000000" w:themeColor="text1"/>
+        </w:rPr>
+        <w:t xml:space="preserve">V + E) </w:t>
       </w:r>
     </w:p>
     <w:p>
@@ -1230,7 +1270,23 @@
           <w:rFonts w:ascii="Times New Roman"/>
           <w:color w:val="000000" w:themeColor="text1"/>
         </w:rPr>
-        <w:t xml:space="preserve"> O(V + E) </w:t>
+        <w:t xml:space="preserve"> </w:t>
+      </w:r>
+      <w:proofErr w:type="gramStart"/>
+      <w:r>
+        <w:rPr>
+          <w:rFonts w:ascii="Times New Roman"/>
+          <w:color w:val="000000" w:themeColor="text1"/>
+        </w:rPr>
+        <w:t>O(</w:t>
+      </w:r>
+      <w:proofErr w:type="gramEnd"/>
+      <w:r>
+        <w:rPr>
+          <w:rFonts w:ascii="Times New Roman"/>
+          <w:color w:val="000000" w:themeColor="text1"/>
+        </w:rPr>
+        <w:t xml:space="preserve">V + E) </w:t>
       </w:r>
     </w:p>
     <w:p>
@@ -1282,6 +1338,22 @@
           <w:color w:val="000000" w:themeColor="text1"/>
         </w:rPr>
         <w:t>GitHub Link:</w:t>
+      </w:r>
+    </w:p>
+    <w:p>
+      <w:pPr>
+        <w:spacing w:before="73" w:after="1"/>
+        <w:rPr>
+          <w:rFonts w:ascii="Times New Roman"/>
+          <w:color w:val="000000" w:themeColor="text1"/>
+        </w:rPr>
+      </w:pPr>
+      <w:r>
+        <w:rPr>
+          <w:rFonts w:ascii="Times New Roman"/>
+          <w:color w:val="000000" w:themeColor="text1"/>
+        </w:rPr>
+        <w:t>https://github.com/Shivam16-ai/DSA-CO1-CO2-CO3-CO4-CO5-CO6-Case-Study/blob/main/Dsa%20Case%20Study%201.docx</w:t>
       </w:r>
     </w:p>
     <w:tbl>
@@ -3310,6 +3382,7 @@
   <w:style w:type="character" w:default="1" w:styleId="DefaultParagraphFont">
     <w:name w:val="Default Paragraph Font"/>
     <w:uiPriority w:val="1"/>
+    <w:semiHidden/>
     <w:unhideWhenUsed/>
   </w:style>
   <w:style w:type="table" w:default="1" w:styleId="TableNormal">
